--- a/en/discovery-articles/5.11 Industrial Catalysis.docx
+++ b/en/discovery-articles/5.11 Industrial Catalysis.docx
@@ -346,7 +346,7 @@
           <w:color w:val="004E8C"/>
           <w:sz w:val="24"/>
         </w:rPr>
-        <w:t>A. Books and major scholarly works</w:t>
+        <w:t>Books and major scholarly works</w:t>
       </w:r>
     </w:p>
     <w:p>
@@ -403,7 +403,7 @@
           <w:color w:val="004E8C"/>
           <w:sz w:val="24"/>
         </w:rPr>
-        <w:t>C. Institutional and encyclopedic sources</w:t>
+        <w:t>Institutional and encyclopedic sources</w:t>
       </w:r>
     </w:p>
     <w:p>
@@ -484,7 +484,7 @@
           <w:color w:val="004E8C"/>
           <w:sz w:val="24"/>
         </w:rPr>
-        <w:t>G. Scientific organisations</w:t>
+        <w:t>Scientific organisations</w:t>
       </w:r>
     </w:p>
     <w:p>
